--- a/docs/PC_POS_BUILD_AND_RELEASE_GUIDE_EN.docx
+++ b/docs/PC_POS_BUILD_AND_RELEASE_GUIDE_EN.docx
@@ -175,39 +175,39 @@
         <w:pStyle w:val="Normal"/>
       </w:pPr>
       <w:r>
-        <w:t>â€¢ Windows x64.</w:t>
-      </w:r>
-    </w:p>
-    <w:p>
-      <w:pPr>
-        <w:pStyle w:val="Normal"/>
-      </w:pPr>
-      <w:r>
-        <w:t>â€¢ Android.</w:t>
-      </w:r>
-    </w:p>
-    <w:p>
-      <w:pPr>
-        <w:pStyle w:val="Normal"/>
-      </w:pPr>
-      <w:r>
-        <w:t>â€¢ Dart code updates through Shorebird.</w:t>
-      </w:r>
-    </w:p>
-    <w:p>
-      <w:pPr>
-        <w:pStyle w:val="Normal"/>
-      </w:pPr>
-      <w:r>
-        <w:t>â€¢ Windows update metadata through an appcast XML file and WinSparkle.</w:t>
-      </w:r>
-    </w:p>
-    <w:p>
-      <w:pPr>
-        <w:pStyle w:val="Normal"/>
-      </w:pPr>
-      <w:r>
-        <w:t>â€¢ Windows installer packaging through Inno Setup.</w:t>
+        <w:t>• Windows x64.</w:t>
+      </w:r>
+    </w:p>
+    <w:p>
+      <w:pPr>
+        <w:pStyle w:val="Normal"/>
+      </w:pPr>
+      <w:r>
+        <w:t>• Android.</w:t>
+      </w:r>
+    </w:p>
+    <w:p>
+      <w:pPr>
+        <w:pStyle w:val="Normal"/>
+      </w:pPr>
+      <w:r>
+        <w:t>• Dart code updates through Shorebird.</w:t>
+      </w:r>
+    </w:p>
+    <w:p>
+      <w:pPr>
+        <w:pStyle w:val="Normal"/>
+      </w:pPr>
+      <w:r>
+        <w:t>• Windows update metadata through an appcast XML file and WinSparkle.</w:t>
+      </w:r>
+    </w:p>
+    <w:p>
+      <w:pPr>
+        <w:pStyle w:val="Normal"/>
+      </w:pPr>
+      <w:r>
+        <w:t>• Windows installer packaging through Inno Setup.</w:t>
       </w:r>
     </w:p>
     <w:p>
@@ -983,23 +983,23 @@
         <w:pStyle w:val="Normal"/>
       </w:pPr>
       <w:r>
-        <w:t>â€¢ `1.3.0` is the user-facing version.</w:t>
-      </w:r>
-    </w:p>
-    <w:p>
-      <w:pPr>
-        <w:pStyle w:val="Normal"/>
-      </w:pPr>
-      <w:r>
-        <w:t>â€¢ `26` is the internal build number.</w:t>
-      </w:r>
-    </w:p>
-    <w:p>
-      <w:pPr>
-        <w:pStyle w:val="Normal"/>
-      </w:pPr>
-      <w:r>
-        <w:t>â€¢ `1.3.0+26` is the complete Shorebird release version.</w:t>
+        <w:t>• `1.3.0` is the user-facing version.</w:t>
+      </w:r>
+    </w:p>
+    <w:p>
+      <w:pPr>
+        <w:pStyle w:val="Normal"/>
+      </w:pPr>
+      <w:r>
+        <w:t>• `26` is the internal build number.</w:t>
+      </w:r>
+    </w:p>
+    <w:p>
+      <w:pPr>
+        <w:pStyle w:val="Normal"/>
+      </w:pPr>
+      <w:r>
+        <w:t>• `1.3.0+26` is the complete Shorebird release version.</w:t>
       </w:r>
     </w:p>
     <w:p>
@@ -2023,31 +2023,31 @@
         <w:pStyle w:val="Normal"/>
       </w:pPr>
       <w:r>
-        <w:t>â€¢ Never upload `dsa_priv.pem` to the download server.</w:t>
-      </w:r>
-    </w:p>
-    <w:p>
-      <w:pPr>
-        <w:pStyle w:val="Normal"/>
-      </w:pPr>
-      <w:r>
-        <w:t>â€¢ Never include the private key in a release ZIP.</w:t>
-      </w:r>
-    </w:p>
-    <w:p>
-      <w:pPr>
-        <w:pStyle w:val="Normal"/>
-      </w:pPr>
-      <w:r>
-        <w:t>â€¢ Never share Shorebird credentials.</w:t>
-      </w:r>
-    </w:p>
-    <w:p>
-      <w:pPr>
-        <w:pStyle w:val="Normal"/>
-      </w:pPr>
-      <w:r>
-        <w:t>â€¢ Restrict the private key to authorized release developers.</w:t>
+        <w:t>• Never upload `dsa_priv.pem` to the download server.</w:t>
+      </w:r>
+    </w:p>
+    <w:p>
+      <w:pPr>
+        <w:pStyle w:val="Normal"/>
+      </w:pPr>
+      <w:r>
+        <w:t>• Never include the private key in a release ZIP.</w:t>
+      </w:r>
+    </w:p>
+    <w:p>
+      <w:pPr>
+        <w:pStyle w:val="Normal"/>
+      </w:pPr>
+      <w:r>
+        <w:t>• Never share Shorebird credentials.</w:t>
+      </w:r>
+    </w:p>
+    <w:p>
+      <w:pPr>
+        <w:pStyle w:val="Normal"/>
+      </w:pPr>
+      <w:r>
+        <w:t>• Restrict the private key to authorized release developers.</w:t>
       </w:r>
     </w:p>
     <w:p>
@@ -2991,39 +2991,39 @@
         <w:pStyle w:val="Normal"/>
       </w:pPr>
       <w:r>
-        <w:t>â€¢ Install the APK on at least one Android device.</w:t>
-      </w:r>
-    </w:p>
-    <w:p>
-      <w:pPr>
-        <w:pStyle w:val="Normal"/>
-      </w:pPr>
-      <w:r>
-        <w:t>â€¢ Confirm the production website opens.</w:t>
-      </w:r>
-    </w:p>
-    <w:p>
-      <w:pPr>
-        <w:pStyle w:val="Normal"/>
-      </w:pPr>
-      <w:r>
-        <w:t>â€¢ Sign in and test the main business flows.</w:t>
-      </w:r>
-    </w:p>
-    <w:p>
-      <w:pPr>
-        <w:pStyle w:val="Normal"/>
-      </w:pPr>
-      <w:r>
-        <w:t>â€¢ Test receipt printing when a printer is available.</w:t>
-      </w:r>
-    </w:p>
-    <w:p>
-      <w:pPr>
-        <w:pStyle w:val="Normal"/>
-      </w:pPr>
-      <w:r>
-        <w:t>â€¢ Close and reopen the application.</w:t>
+        <w:t>• Install the APK on at least one Android device.</w:t>
+      </w:r>
+    </w:p>
+    <w:p>
+      <w:pPr>
+        <w:pStyle w:val="Normal"/>
+      </w:pPr>
+      <w:r>
+        <w:t>• Confirm the production website opens.</w:t>
+      </w:r>
+    </w:p>
+    <w:p>
+      <w:pPr>
+        <w:pStyle w:val="Normal"/>
+      </w:pPr>
+      <w:r>
+        <w:t>• Sign in and test the main business flows.</w:t>
+      </w:r>
+    </w:p>
+    <w:p>
+      <w:pPr>
+        <w:pStyle w:val="Normal"/>
+      </w:pPr>
+      <w:r>
+        <w:t>• Test receipt printing when a printer is available.</w:t>
+      </w:r>
+    </w:p>
+    <w:p>
+      <w:pPr>
+        <w:pStyle w:val="Normal"/>
+      </w:pPr>
+      <w:r>
+        <w:t>• Close and reopen the application.</w:t>
       </w:r>
     </w:p>
     <w:p>
@@ -3055,47 +3055,47 @@
         <w:pStyle w:val="Normal"/>
       </w:pPr>
       <w:r>
-        <w:t>â€¢ Install the Inno EXE on a clean verification computer.</w:t>
-      </w:r>
-    </w:p>
-    <w:p>
-      <w:pPr>
-        <w:pStyle w:val="Normal"/>
-      </w:pPr>
-      <w:r>
-        <w:t>â€¢ Confirm the shortcuts and WebView2 runtime work.</w:t>
-      </w:r>
-    </w:p>
-    <w:p>
-      <w:pPr>
-        <w:pStyle w:val="Normal"/>
-      </w:pPr>
-      <w:r>
-        <w:t>â€¢ Confirm the production website opens.</w:t>
-      </w:r>
-    </w:p>
-    <w:p>
-      <w:pPr>
-        <w:pStyle w:val="Normal"/>
-      </w:pPr>
-      <w:r>
-        <w:t>â€¢ Sign in and test the main business flows.</w:t>
-      </w:r>
-    </w:p>
-    <w:p>
-      <w:pPr>
-        <w:pStyle w:val="Normal"/>
-      </w:pPr>
-      <w:r>
-        <w:t>â€¢ Test printing and the customer display where available.</w:t>
-      </w:r>
-    </w:p>
-    <w:p>
-      <w:pPr>
-        <w:pStyle w:val="Normal"/>
-      </w:pPr>
-      <w:r>
-        <w:t>â€¢ Confirm the appcast downloads the correct installer.</w:t>
+        <w:t>• Install the Inno EXE on a clean verification computer.</w:t>
+      </w:r>
+    </w:p>
+    <w:p>
+      <w:pPr>
+        <w:pStyle w:val="Normal"/>
+      </w:pPr>
+      <w:r>
+        <w:t>• Confirm the shortcuts and WebView2 runtime work.</w:t>
+      </w:r>
+    </w:p>
+    <w:p>
+      <w:pPr>
+        <w:pStyle w:val="Normal"/>
+      </w:pPr>
+      <w:r>
+        <w:t>• Confirm the production website opens.</w:t>
+      </w:r>
+    </w:p>
+    <w:p>
+      <w:pPr>
+        <w:pStyle w:val="Normal"/>
+      </w:pPr>
+      <w:r>
+        <w:t>• Sign in and test the main business flows.</w:t>
+      </w:r>
+    </w:p>
+    <w:p>
+      <w:pPr>
+        <w:pStyle w:val="Normal"/>
+      </w:pPr>
+      <w:r>
+        <w:t>• Test printing and the customer display where available.</w:t>
+      </w:r>
+    </w:p>
+    <w:p>
+      <w:pPr>
+        <w:pStyle w:val="Normal"/>
+      </w:pPr>
+      <w:r>
+        <w:t>• Confirm the appcast downloads the correct installer.</w:t>
       </w:r>
     </w:p>
     <w:p>
@@ -3223,55 +3223,55 @@
         <w:pStyle w:val="Normal"/>
       </w:pPr>
       <w:r>
-        <w:t>â€¢ Android Manifest or Android permissions.</w:t>
-      </w:r>
-    </w:p>
-    <w:p>
-      <w:pPr>
-        <w:pStyle w:val="Normal"/>
-      </w:pPr>
-      <w:r>
-        <w:t>â€¢ Gradle or Kotlin configuration.</w:t>
-      </w:r>
-    </w:p>
-    <w:p>
-      <w:pPr>
-        <w:pStyle w:val="Normal"/>
-      </w:pPr>
-      <w:r>
-        <w:t>â€¢ Native Android code.</w:t>
-      </w:r>
-    </w:p>
-    <w:p>
-      <w:pPr>
-        <w:pStyle w:val="Normal"/>
-      </w:pPr>
-      <w:r>
-        <w:t>â€¢ Windows C++ runner changes.</w:t>
-      </w:r>
-    </w:p>
-    <w:p>
-      <w:pPr>
-        <w:pStyle w:val="Normal"/>
-      </w:pPr>
-      <w:r>
-        <w:t>â€¢ Native plugins or DLL files.</w:t>
-      </w:r>
-    </w:p>
-    <w:p>
-      <w:pPr>
-        <w:pStyle w:val="Normal"/>
-      </w:pPr>
-      <w:r>
-        <w:t>â€¢ Inno Setup changes.</w:t>
-      </w:r>
-    </w:p>
-    <w:p>
-      <w:pPr>
-        <w:pStyle w:val="Normal"/>
-      </w:pPr>
-      <w:r>
-        <w:t>â€¢ Update public-key changes.</w:t>
+        <w:t>• Android Manifest or Android permissions.</w:t>
+      </w:r>
+    </w:p>
+    <w:p>
+      <w:pPr>
+        <w:pStyle w:val="Normal"/>
+      </w:pPr>
+      <w:r>
+        <w:t>• Gradle or Kotlin configuration.</w:t>
+      </w:r>
+    </w:p>
+    <w:p>
+      <w:pPr>
+        <w:pStyle w:val="Normal"/>
+      </w:pPr>
+      <w:r>
+        <w:t>• Native Android code.</w:t>
+      </w:r>
+    </w:p>
+    <w:p>
+      <w:pPr>
+        <w:pStyle w:val="Normal"/>
+      </w:pPr>
+      <w:r>
+        <w:t>• Windows C++ runner changes.</w:t>
+      </w:r>
+    </w:p>
+    <w:p>
+      <w:pPr>
+        <w:pStyle w:val="Normal"/>
+      </w:pPr>
+      <w:r>
+        <w:t>• Native plugins or DLL files.</w:t>
+      </w:r>
+    </w:p>
+    <w:p>
+      <w:pPr>
+        <w:pStyle w:val="Normal"/>
+      </w:pPr>
+      <w:r>
+        <w:t>• Inno Setup changes.</w:t>
+      </w:r>
+    </w:p>
+    <w:p>
+      <w:pPr>
+        <w:pStyle w:val="Normal"/>
+      </w:pPr>
+      <w:r>
+        <w:t>• Update public-key changes.</w:t>
       </w:r>
     </w:p>
     <w:p>
@@ -3663,199 +3663,199 @@
         <w:pStyle w:val="Normal"/>
       </w:pPr>
       <w:r>
-        <w:t>â€¢ [ ] Production source is current.</w:t>
-      </w:r>
-    </w:p>
-    <w:p>
-      <w:pPr>
-        <w:pStyle w:val="Normal"/>
-      </w:pPr>
-      <w:r>
-        <w:t>â€¢ [ ] No unowned changes will be overwritten.</w:t>
-      </w:r>
-    </w:p>
-    <w:p>
-      <w:pPr>
-        <w:pStyle w:val="Normal"/>
-      </w:pPr>
-      <w:r>
-        <w:t>â€¢ [ ] The entire repository contains no old non-production endpoint.</w:t>
-      </w:r>
-    </w:p>
-    <w:p>
-      <w:pPr>
-        <w:pStyle w:val="Normal"/>
-      </w:pPr>
-      <w:r>
-        <w:t>â€¢ [ ] Main WebView URL is production.</w:t>
-      </w:r>
-    </w:p>
-    <w:p>
-      <w:pPr>
-        <w:pStyle w:val="Normal"/>
-      </w:pPr>
-      <w:r>
-        <w:t>â€¢ [ ] Customer display API URL is production.</w:t>
-      </w:r>
-    </w:p>
-    <w:p>
-      <w:pPr>
-        <w:pStyle w:val="Normal"/>
-      </w:pPr>
-      <w:r>
-        <w:t>â€¢ [ ] Update-check URL is production.</w:t>
-      </w:r>
-    </w:p>
-    <w:p>
-      <w:pPr>
-        <w:pStyle w:val="Normal"/>
-      </w:pPr>
-      <w:r>
-        <w:t>â€¢ [ ] Android network security domain is production.</w:t>
-      </w:r>
-    </w:p>
-    <w:p>
-      <w:pPr>
-        <w:pStyle w:val="Normal"/>
-      </w:pPr>
-      <w:r>
-        <w:t>â€¢ [ ] Version and build number are new and correct.</w:t>
-      </w:r>
-    </w:p>
-    <w:p>
-      <w:pPr>
-        <w:pStyle w:val="Normal"/>
-      </w:pPr>
-      <w:r>
-        <w:t>â€¢ [ ] Inno version and output filename are correct.</w:t>
-      </w:r>
-    </w:p>
-    <w:p>
-      <w:pPr>
-        <w:pStyle w:val="Normal"/>
-      </w:pPr>
-      <w:r>
-        <w:t>â€¢ [ ] Formatting and analysis complete without errors.</w:t>
-      </w:r>
-    </w:p>
-    <w:p>
-      <w:pPr>
-        <w:pStyle w:val="Normal"/>
-      </w:pPr>
-      <w:r>
-        <w:t>â€¢ [ ] Shorebird Android release succeeded.</w:t>
-      </w:r>
-    </w:p>
-    <w:p>
-      <w:pPr>
-        <w:pStyle w:val="Normal"/>
-      </w:pPr>
-      <w:r>
-        <w:t>â€¢ [ ] APK was generated.</w:t>
-      </w:r>
-    </w:p>
-    <w:p>
-      <w:pPr>
-        <w:pStyle w:val="Normal"/>
-      </w:pPr>
-      <w:r>
-        <w:t>â€¢ [ ] Shorebird Windows release succeeded.</w:t>
-      </w:r>
-    </w:p>
-    <w:p>
-      <w:pPr>
-        <w:pStyle w:val="Normal"/>
-      </w:pPr>
-      <w:r>
-        <w:t>â€¢ [ ] Inno Setup compile succeeded.</w:t>
-      </w:r>
-    </w:p>
-    <w:p>
-      <w:pPr>
-        <w:pStyle w:val="Normal"/>
-      </w:pPr>
-      <w:r>
-        <w:t>â€¢ [ ] EXE length was recalculated.</w:t>
-      </w:r>
-    </w:p>
-    <w:p>
-      <w:pPr>
-        <w:pStyle w:val="Normal"/>
-      </w:pPr>
-      <w:r>
-        <w:t>â€¢ [ ] A new DSA signature was created.</w:t>
-      </w:r>
-    </w:p>
-    <w:p>
-      <w:pPr>
-        <w:pStyle w:val="Normal"/>
-      </w:pPr>
-      <w:r>
-        <w:t>â€¢ [ ] DSA verification returned `Verified OK`.</w:t>
-      </w:r>
-    </w:p>
-    <w:p>
-      <w:pPr>
-        <w:pStyle w:val="Normal"/>
-      </w:pPr>
-      <w:r>
-        <w:t>â€¢ [ ] XML contains the correct URL, version, build number, length, and signature.</w:t>
-      </w:r>
-    </w:p>
-    <w:p>
-      <w:pPr>
-        <w:pStyle w:val="Normal"/>
-      </w:pPr>
-      <w:r>
-        <w:t>â€¢ [ ] SHA-256 hashes were calculated.</w:t>
-      </w:r>
-    </w:p>
-    <w:p>
-      <w:pPr>
-        <w:pStyle w:val="Normal"/>
-      </w:pPr>
-      <w:r>
-        <w:t>â€¢ [ ] ZIP contains only the required release artifacts.</w:t>
-      </w:r>
-    </w:p>
-    <w:p>
-      <w:pPr>
-        <w:pStyle w:val="Normal"/>
-      </w:pPr>
-      <w:r>
-        <w:t>â€¢ [ ] ZIP contains no private key.</w:t>
-      </w:r>
-    </w:p>
-    <w:p>
-      <w:pPr>
-        <w:pStyle w:val="Normal"/>
-      </w:pPr>
-      <w:r>
-        <w:t>â€¢ [ ] Android installation was tested.</w:t>
-      </w:r>
-    </w:p>
-    <w:p>
-      <w:pPr>
-        <w:pStyle w:val="Normal"/>
-      </w:pPr>
-      <w:r>
-        <w:t>â€¢ [ ] Windows installation was tested.</w:t>
-      </w:r>
-    </w:p>
-    <w:p>
-      <w:pPr>
-        <w:pStyle w:val="Normal"/>
-      </w:pPr>
-      <w:r>
-        <w:t>â€¢ [ ] EXE and APK were uploaded before XML was published.</w:t>
-      </w:r>
-    </w:p>
-    <w:p>
-      <w:pPr>
-        <w:pStyle w:val="Normal"/>
-      </w:pPr>
-      <w:r>
-        <w:t>â€¢ [ ] The exact release commit was recorded and pushed.</w:t>
+        <w:t>• [ ] Production source is current.</w:t>
+      </w:r>
+    </w:p>
+    <w:p>
+      <w:pPr>
+        <w:pStyle w:val="Normal"/>
+      </w:pPr>
+      <w:r>
+        <w:t>• [ ] No unowned changes will be overwritten.</w:t>
+      </w:r>
+    </w:p>
+    <w:p>
+      <w:pPr>
+        <w:pStyle w:val="Normal"/>
+      </w:pPr>
+      <w:r>
+        <w:t>• [ ] The entire repository contains no old non-production endpoint.</w:t>
+      </w:r>
+    </w:p>
+    <w:p>
+      <w:pPr>
+        <w:pStyle w:val="Normal"/>
+      </w:pPr>
+      <w:r>
+        <w:t>• [ ] Main WebView URL is production.</w:t>
+      </w:r>
+    </w:p>
+    <w:p>
+      <w:pPr>
+        <w:pStyle w:val="Normal"/>
+      </w:pPr>
+      <w:r>
+        <w:t>• [ ] Customer display API URL is production.</w:t>
+      </w:r>
+    </w:p>
+    <w:p>
+      <w:pPr>
+        <w:pStyle w:val="Normal"/>
+      </w:pPr>
+      <w:r>
+        <w:t>• [ ] Update-check URL is production.</w:t>
+      </w:r>
+    </w:p>
+    <w:p>
+      <w:pPr>
+        <w:pStyle w:val="Normal"/>
+      </w:pPr>
+      <w:r>
+        <w:t>• [ ] Android network security domain is production.</w:t>
+      </w:r>
+    </w:p>
+    <w:p>
+      <w:pPr>
+        <w:pStyle w:val="Normal"/>
+      </w:pPr>
+      <w:r>
+        <w:t>• [ ] Version and build number are new and correct.</w:t>
+      </w:r>
+    </w:p>
+    <w:p>
+      <w:pPr>
+        <w:pStyle w:val="Normal"/>
+      </w:pPr>
+      <w:r>
+        <w:t>• [ ] Inno version and output filename are correct.</w:t>
+      </w:r>
+    </w:p>
+    <w:p>
+      <w:pPr>
+        <w:pStyle w:val="Normal"/>
+      </w:pPr>
+      <w:r>
+        <w:t>• [ ] Formatting and analysis complete without errors.</w:t>
+      </w:r>
+    </w:p>
+    <w:p>
+      <w:pPr>
+        <w:pStyle w:val="Normal"/>
+      </w:pPr>
+      <w:r>
+        <w:t>• [ ] Shorebird Android release succeeded.</w:t>
+      </w:r>
+    </w:p>
+    <w:p>
+      <w:pPr>
+        <w:pStyle w:val="Normal"/>
+      </w:pPr>
+      <w:r>
+        <w:t>• [ ] APK was generated.</w:t>
+      </w:r>
+    </w:p>
+    <w:p>
+      <w:pPr>
+        <w:pStyle w:val="Normal"/>
+      </w:pPr>
+      <w:r>
+        <w:t>• [ ] Shorebird Windows release succeeded.</w:t>
+      </w:r>
+    </w:p>
+    <w:p>
+      <w:pPr>
+        <w:pStyle w:val="Normal"/>
+      </w:pPr>
+      <w:r>
+        <w:t>• [ ] Inno Setup compile succeeded.</w:t>
+      </w:r>
+    </w:p>
+    <w:p>
+      <w:pPr>
+        <w:pStyle w:val="Normal"/>
+      </w:pPr>
+      <w:r>
+        <w:t>• [ ] EXE length was recalculated.</w:t>
+      </w:r>
+    </w:p>
+    <w:p>
+      <w:pPr>
+        <w:pStyle w:val="Normal"/>
+      </w:pPr>
+      <w:r>
+        <w:t>• [ ] A new DSA signature was created.</w:t>
+      </w:r>
+    </w:p>
+    <w:p>
+      <w:pPr>
+        <w:pStyle w:val="Normal"/>
+      </w:pPr>
+      <w:r>
+        <w:t>• [ ] DSA verification returned `Verified OK`.</w:t>
+      </w:r>
+    </w:p>
+    <w:p>
+      <w:pPr>
+        <w:pStyle w:val="Normal"/>
+      </w:pPr>
+      <w:r>
+        <w:t>• [ ] XML contains the correct URL, version, build number, length, and signature.</w:t>
+      </w:r>
+    </w:p>
+    <w:p>
+      <w:pPr>
+        <w:pStyle w:val="Normal"/>
+      </w:pPr>
+      <w:r>
+        <w:t>• [ ] SHA-256 hashes were calculated.</w:t>
+      </w:r>
+    </w:p>
+    <w:p>
+      <w:pPr>
+        <w:pStyle w:val="Normal"/>
+      </w:pPr>
+      <w:r>
+        <w:t>• [ ] ZIP contains only the required release artifacts.</w:t>
+      </w:r>
+    </w:p>
+    <w:p>
+      <w:pPr>
+        <w:pStyle w:val="Normal"/>
+      </w:pPr>
+      <w:r>
+        <w:t>• [ ] ZIP contains no private key.</w:t>
+      </w:r>
+    </w:p>
+    <w:p>
+      <w:pPr>
+        <w:pStyle w:val="Normal"/>
+      </w:pPr>
+      <w:r>
+        <w:t>• [ ] Android installation was tested.</w:t>
+      </w:r>
+    </w:p>
+    <w:p>
+      <w:pPr>
+        <w:pStyle w:val="Normal"/>
+      </w:pPr>
+      <w:r>
+        <w:t>• [ ] Windows installation was tested.</w:t>
+      </w:r>
+    </w:p>
+    <w:p>
+      <w:pPr>
+        <w:pStyle w:val="Normal"/>
+      </w:pPr>
+      <w:r>
+        <w:t>• [ ] EXE and APK were uploaded before XML was published.</w:t>
+      </w:r>
+    </w:p>
+    <w:p>
+      <w:pPr>
+        <w:pStyle w:val="Normal"/>
+      </w:pPr>
+      <w:r>
+        <w:t>• [ ] The exact release commit was recorded and pushed.</w:t>
       </w:r>
     </w:p>
     <w:p>
